--- a/report/STT13_NguyenVanDinh_26410020_BaoCao.docx
+++ b/report/STT13_NguyenVanDinh_26410020_BaoCao.docx
@@ -164,7 +164,7 @@
           </mc:Choice>
           <mc:Fallback>
             <w:pict>
-              <v:group w14:anchorId="662D4EFB" id="Group 1" o:spid="_x0000_s1026" style="position:absolute;margin-left:43.55pt;margin-top:43.55pt;width:508.25pt;height:754.85pt;z-index:-16000000;mso-wrap-distance-left:0;mso-wrap-distance-right:0;mso-position-horizontal-relative:page;mso-position-vertical-relative:page" coordsize="64547,95865" o:gfxdata="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">
+              <v:group w14:anchorId="7DAD543A" id="Group 1" o:spid="_x0000_s1026" style="position:absolute;margin-left:43.55pt;margin-top:43.55pt;width:508.25pt;height:754.85pt;z-index:-16000000;mso-wrap-distance-left:0;mso-wrap-distance-right:0;mso-position-horizontal-relative:page;mso-position-vertical-relative:page" coordsize="64547,95865" o:gfxdata="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">
                 <v:shape id="Graphic 2" o:spid="_x0000_s1027" style="position:absolute;left:50;top:50;width:64446;height:95764;visibility:visible;mso-wrap-style:square;v-text-anchor:top" coordsize="6444615,9576435" o:gfxdata="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" path="m,l,9576126r6444075,l6444075,,,xe" filled="f" strokeweight=".28117mm">
                   <v:path arrowok="t"/>
                 </v:shape>
@@ -190,10 +190,8 @@
           <w:sz w:val="31"/>
         </w:rPr>
       </w:pPr>
-      <w:bookmarkStart w:id="0" w:name="CodeReviewAI_-_Trình_rà_soát_mã_nguồn_tự"/>
-      <w:bookmarkStart w:id="1" w:name="_bookmark0"/>
+      <w:bookmarkStart w:id="0" w:name="_bookmark0"/>
       <w:bookmarkEnd w:id="0"/>
-      <w:bookmarkEnd w:id="1"/>
       <w:r>
         <w:rPr>
           <w:b/>
@@ -772,8 +770,6 @@
         </w:rPr>
         <w:t>Viên</w:t>
       </w:r>
-      <w:bookmarkStart w:id="2" w:name="_GoBack"/>
-      <w:bookmarkEnd w:id="2"/>
       <w:r>
         <w:rPr>
           <w:b/>
@@ -1089,7 +1085,12 @@
               <w:t xml:space="preserve"> </w:t>
             </w:r>
             <w:r>
-              <w:t>Người</w:t>
+              <w:t>Ngư</w:t>
+            </w:r>
+            <w:bookmarkStart w:id="1" w:name="_GoBack"/>
+            <w:bookmarkEnd w:id="1"/>
+            <w:r>
+              <w:t>ời</w:t>
             </w:r>
             <w:r>
               <w:rPr>
@@ -1364,7 +1365,7 @@
             </w:tabs>
             <w:ind w:hanging="358"/>
           </w:pPr>
-          <w:hyperlink w:anchor="_bookmark10" w:history="1">
+          <w:hyperlink w:anchor="_Source_Code" w:history="1">
             <w:r>
               <w:t>Khó</w:t>
             </w:r>
@@ -1449,7 +1450,10 @@
               <w:t xml:space="preserve"> </w:t>
             </w:r>
             <w:r>
-              <w:t>liệu</w:t>
+              <w:t>l</w:t>
+            </w:r>
+            <w:r>
+              <w:t>iệu</w:t>
             </w:r>
             <w:r>
               <w:rPr>
@@ -1471,6 +1475,86 @@
                 <w:spacing w:val="-4"/>
               </w:rPr>
               <w:t>khảo</w:t>
+            </w:r>
+          </w:hyperlink>
+        </w:p>
+        <w:p>
+          <w:pPr>
+            <w:pStyle w:val="TOC1"/>
+            <w:numPr>
+              <w:ilvl w:val="0"/>
+              <w:numId w:val="8"/>
+            </w:numPr>
+            <w:tabs>
+              <w:tab w:val="left" w:pos="407"/>
+              <w:tab w:val="right" w:pos="9389"/>
+            </w:tabs>
+            <w:spacing w:before="267"/>
+            <w:ind w:left="407" w:hanging="350"/>
+          </w:pPr>
+          <w:hyperlink w:anchor="_Source_Code" w:history="1">
+            <w:r>
+              <w:rPr>
+                <w:rStyle w:val="Hyperlink"/>
+                <w:color w:val="auto"/>
+                <w:u w:val="none"/>
+                <w:lang w:val="en-US"/>
+              </w:rPr>
+              <w:t>So</w:t>
+            </w:r>
+            <w:r>
+              <w:rPr>
+                <w:rStyle w:val="Hyperlink"/>
+                <w:color w:val="auto"/>
+                <w:u w:val="none"/>
+                <w:lang w:val="en-US"/>
+              </w:rPr>
+              <w:t>u</w:t>
+            </w:r>
+            <w:r>
+              <w:rPr>
+                <w:rStyle w:val="Hyperlink"/>
+                <w:color w:val="auto"/>
+                <w:u w:val="none"/>
+                <w:lang w:val="en-US"/>
+              </w:rPr>
+              <w:t>r</w:t>
+            </w:r>
+            <w:r>
+              <w:rPr>
+                <w:rStyle w:val="Hyperlink"/>
+                <w:color w:val="auto"/>
+                <w:u w:val="none"/>
+                <w:lang w:val="en-US"/>
+              </w:rPr>
+              <w:t>c</w:t>
+            </w:r>
+            <w:r>
+              <w:rPr>
+                <w:rStyle w:val="Hyperlink"/>
+                <w:color w:val="auto"/>
+                <w:u w:val="none"/>
+                <w:lang w:val="en-US"/>
+              </w:rPr>
+              <w:t xml:space="preserve">e </w:t>
+            </w:r>
+            <w:r>
+              <w:rPr>
+                <w:rStyle w:val="Hyperlink"/>
+                <w:color w:val="auto"/>
+                <w:u w:val="none"/>
+                <w:lang w:val="en-US"/>
+              </w:rPr>
+              <w:t>C</w:t>
+            </w:r>
+            <w:r>
+              <w:rPr>
+                <w:rStyle w:val="Hyperlink"/>
+                <w:color w:val="auto"/>
+                <w:u w:val="none"/>
+                <w:lang w:val="en-US"/>
+              </w:rPr>
+              <w:t>ode</w:t>
             </w:r>
           </w:hyperlink>
           <w:r>
@@ -1528,10 +1612,8 @@
         <w:spacing w:before="1"/>
         <w:ind w:hanging="430"/>
       </w:pPr>
-      <w:bookmarkStart w:id="3" w:name="Discover_-_Bài_toán_&amp;_Người_dùng"/>
-      <w:bookmarkStart w:id="4" w:name="_bookmark1"/>
-      <w:bookmarkEnd w:id="3"/>
-      <w:bookmarkEnd w:id="4"/>
+      <w:bookmarkStart w:id="2" w:name="_bookmark1"/>
+      <w:bookmarkEnd w:id="2"/>
       <w:r>
         <w:t>Bài</w:t>
       </w:r>
@@ -3409,7 +3491,7 @@
       </w:r>
     </w:p>
     <w:p>
-      <w:bookmarkStart w:id="5" w:name="_Hlk232884445"/>
+      <w:bookmarkStart w:id="3" w:name="_Hlk232884445"/>
       <w:r>
         <w:t>Xây</w:t>
       </w:r>
@@ -3419,7 +3501,7 @@
         </w:rPr>
         <w:t xml:space="preserve"> </w:t>
       </w:r>
-      <w:bookmarkStart w:id="6" w:name="_Hlk232884530"/>
+      <w:bookmarkStart w:id="4" w:name="_Hlk232884530"/>
       <w:r>
         <w:t>dựng</w:t>
       </w:r>
@@ -3516,14 +3598,14 @@
         </w:rPr>
         <w:t>hợp</w:t>
       </w:r>
-      <w:bookmarkEnd w:id="6"/>
+      <w:bookmarkEnd w:id="4"/>
       <w:r>
         <w:rPr>
           <w:spacing w:val="-4"/>
         </w:rPr>
         <w:t>:</w:t>
       </w:r>
-      <w:bookmarkEnd w:id="5"/>
+      <w:bookmarkEnd w:id="3"/>
     </w:p>
     <w:p>
       <w:pPr>
@@ -3537,7 +3619,7 @@
         </w:tabs>
         <w:spacing w:before="262"/>
       </w:pPr>
-      <w:bookmarkStart w:id="7" w:name="_Hlk232884608"/>
+      <w:bookmarkStart w:id="5" w:name="_Hlk232884608"/>
       <w:r>
         <w:rPr>
           <w:b/>
@@ -4344,7 +4426,7 @@
         </w:rPr>
         <w:t>based</w:t>
       </w:r>
-      <w:bookmarkEnd w:id="7"/>
+      <w:bookmarkEnd w:id="5"/>
     </w:p>
     <w:p>
       <w:pPr>
@@ -5276,10 +5358,8 @@
         <w:spacing w:before="172" w:line="295" w:lineRule="auto"/>
         <w:ind w:right="187"/>
       </w:pPr>
-      <w:bookmarkStart w:id="8" w:name="Design_-_Kiến_trúc_&amp;_Công_nghệ"/>
-      <w:bookmarkStart w:id="9" w:name="_bookmark2"/>
-      <w:bookmarkEnd w:id="8"/>
-      <w:bookmarkEnd w:id="9"/>
+      <w:bookmarkStart w:id="6" w:name="_bookmark2"/>
+      <w:bookmarkEnd w:id="6"/>
       <w:r>
         <w:rPr>
           <w:b/>
@@ -7488,10 +7568,8 @@
           <w:cols w:space="720"/>
         </w:sectPr>
       </w:pPr>
-      <w:bookmarkStart w:id="10" w:name="Develop_-_Pipeline_&amp;_Kỹ_thuật"/>
-      <w:bookmarkStart w:id="11" w:name="_bookmark3"/>
-      <w:bookmarkEnd w:id="10"/>
-      <w:bookmarkEnd w:id="11"/>
+      <w:bookmarkStart w:id="7" w:name="_bookmark3"/>
+      <w:bookmarkEnd w:id="7"/>
       <w:r>
         <w:rPr>
           <w:lang w:val="en-US"/>
@@ -7555,10 +7633,8 @@
         <w:spacing w:before="1"/>
         <w:ind w:left="558" w:hanging="501"/>
       </w:pPr>
-      <w:bookmarkStart w:id="12" w:name="Dữ_liệu_&amp;_Chunking"/>
-      <w:bookmarkStart w:id="13" w:name="_bookmark4"/>
-      <w:bookmarkEnd w:id="12"/>
-      <w:bookmarkEnd w:id="13"/>
+      <w:bookmarkStart w:id="8" w:name="_bookmark4"/>
+      <w:bookmarkEnd w:id="8"/>
       <w:r>
         <w:t>D</w:t>
       </w:r>
@@ -7879,10 +7955,8 @@
         <w:spacing w:before="1"/>
         <w:ind w:left="558" w:hanging="501"/>
       </w:pPr>
-      <w:bookmarkStart w:id="14" w:name="Embedding_&amp;_Vector_DB"/>
-      <w:bookmarkStart w:id="15" w:name="_bookmark5"/>
-      <w:bookmarkEnd w:id="14"/>
-      <w:bookmarkEnd w:id="15"/>
+      <w:bookmarkStart w:id="9" w:name="_bookmark5"/>
+      <w:bookmarkEnd w:id="9"/>
       <w:r>
         <w:t>Embedding</w:t>
       </w:r>
@@ -8003,10 +8077,8 @@
         </w:tabs>
         <w:ind w:left="558" w:hanging="501"/>
       </w:pPr>
-      <w:bookmarkStart w:id="16" w:name="Prompt_Engineering"/>
-      <w:bookmarkStart w:id="17" w:name="_bookmark6"/>
-      <w:bookmarkEnd w:id="16"/>
-      <w:bookmarkEnd w:id="17"/>
+      <w:bookmarkStart w:id="10" w:name="_bookmark6"/>
+      <w:bookmarkEnd w:id="10"/>
       <w:r>
         <w:t>Prompt</w:t>
       </w:r>
@@ -8633,10 +8705,8 @@
         </w:tabs>
         <w:ind w:left="558" w:hanging="501"/>
       </w:pPr>
-      <w:bookmarkStart w:id="18" w:name="ReAct_&amp;_Sandbox_Validation"/>
-      <w:bookmarkStart w:id="19" w:name="_bookmark7"/>
-      <w:bookmarkEnd w:id="18"/>
-      <w:bookmarkEnd w:id="19"/>
+      <w:bookmarkStart w:id="11" w:name="_bookmark7"/>
+      <w:bookmarkEnd w:id="11"/>
       <w:r>
         <w:rPr>
           <w:lang w:val="en-US"/>
@@ -8853,10 +8923,8 @@
         <w:spacing w:before="1"/>
         <w:ind w:hanging="430"/>
       </w:pPr>
-      <w:bookmarkStart w:id="20" w:name="Deliver_-_Demo"/>
-      <w:bookmarkStart w:id="21" w:name="_bookmark8"/>
-      <w:bookmarkEnd w:id="20"/>
-      <w:bookmarkEnd w:id="21"/>
+      <w:bookmarkStart w:id="12" w:name="_bookmark8"/>
+      <w:bookmarkEnd w:id="12"/>
       <w:r>
         <w:t>Deliver</w:t>
       </w:r>
@@ -9342,10 +9410,8 @@
         </w:tabs>
         <w:ind w:hanging="430"/>
       </w:pPr>
-      <w:bookmarkStart w:id="22" w:name="Evaluate_-_Đánh_giá"/>
-      <w:bookmarkStart w:id="23" w:name="_bookmark9"/>
-      <w:bookmarkEnd w:id="22"/>
-      <w:bookmarkEnd w:id="23"/>
+      <w:bookmarkStart w:id="13" w:name="_bookmark9"/>
+      <w:bookmarkEnd w:id="13"/>
       <w:r>
         <w:lastRenderedPageBreak/>
         <w:t>Evaluate</w:t>
@@ -11620,7 +11686,7 @@
         <mc:AlternateContent>
           <mc:Choice Requires="wps">
             <w:drawing>
-              <wp:anchor distT="0" distB="0" distL="0" distR="0" simplePos="0" relativeHeight="487590400" behindDoc="1" locked="0" layoutInCell="1" allowOverlap="1" wp14:anchorId="2D8C3ABA" wp14:editId="77B5CBC8">
+              <wp:anchor distT="0" distB="0" distL="0" distR="0" simplePos="0" relativeHeight="251667456" behindDoc="1" locked="0" layoutInCell="1" allowOverlap="1" wp14:anchorId="2D8C3ABA" wp14:editId="77B5CBC8">
                 <wp:simplePos x="0" y="0"/>
                 <wp:positionH relativeFrom="page">
                   <wp:posOffset>884783</wp:posOffset>
@@ -11684,7 +11750,7 @@
           </mc:Choice>
           <mc:Fallback>
             <w:pict>
-              <v:shape w14:anchorId="0DDE0058" id="Graphic 143" o:spid="_x0000_s1026" style="position:absolute;margin-left:69.65pt;margin-top:21pt;width:460.2pt;height:.1pt;z-index:-15726080;visibility:visible;mso-wrap-style:square;mso-wrap-distance-left:0;mso-wrap-distance-top:0;mso-wrap-distance-right:0;mso-wrap-distance-bottom:0;mso-position-horizontal:absolute;mso-position-horizontal-relative:page;mso-position-vertical:absolute;mso-position-vertical-relative:text;v-text-anchor:top" coordsize="5844540,1270" o:gfxdata="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" path="m,l5844438,e" filled="f" strokeweight=".33739mm">
+              <v:shape w14:anchorId="5E9D25A8" id="Graphic 143" o:spid="_x0000_s1026" style="position:absolute;margin-left:69.65pt;margin-top:21pt;width:460.2pt;height:.1pt;z-index:-251649024;visibility:visible;mso-wrap-style:square;mso-wrap-distance-left:0;mso-wrap-distance-top:0;mso-wrap-distance-right:0;mso-wrap-distance-bottom:0;mso-position-horizontal:absolute;mso-position-horizontal-relative:page;mso-position-vertical:absolute;mso-position-vertical-relative:text;v-text-anchor:top" coordsize="5844540,1270" o:gfxdata="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" path="m,l5844438,e" filled="f" strokeweight=".33739mm">
                 <v:path arrowok="t"/>
                 <w10:wrap type="topAndBottom" anchorx="page"/>
               </v:shape>
@@ -11705,10 +11771,8 @@
         </w:tabs>
         <w:ind w:hanging="430"/>
       </w:pPr>
-      <w:bookmarkStart w:id="24" w:name="Khó_khăn_&amp;_Hướng_phát_triển"/>
-      <w:bookmarkStart w:id="25" w:name="_bookmark10"/>
-      <w:bookmarkEnd w:id="24"/>
-      <w:bookmarkEnd w:id="25"/>
+      <w:bookmarkStart w:id="14" w:name="_bookmark10"/>
+      <w:bookmarkEnd w:id="14"/>
       <w:r>
         <w:t>Khó</w:t>
       </w:r>
@@ -13663,7 +13727,7 @@
         <w:spacing w:before="286"/>
         <w:ind w:left="56"/>
       </w:pPr>
-      <w:bookmarkStart w:id="26" w:name="_Hlk232888313"/>
+      <w:bookmarkStart w:id="15" w:name="_Hlk232888313"/>
       <w:r>
         <w:rPr>
           <w:b/>
@@ -14908,7 +14972,7 @@
         </w:rPr>
         <w:t>)</w:t>
       </w:r>
-      <w:bookmarkEnd w:id="26"/>
+      <w:bookmarkEnd w:id="15"/>
     </w:p>
     <w:p>
       <w:pPr>
@@ -14929,10 +14993,8 @@
         <w:spacing w:before="1"/>
         <w:ind w:hanging="430"/>
       </w:pPr>
-      <w:bookmarkStart w:id="27" w:name="Tài_liệu_tham_khảo"/>
-      <w:bookmarkStart w:id="28" w:name="_bookmark11"/>
-      <w:bookmarkEnd w:id="27"/>
-      <w:bookmarkEnd w:id="28"/>
+      <w:bookmarkStart w:id="16" w:name="_bookmark11"/>
+      <w:bookmarkEnd w:id="16"/>
       <w:r>
         <w:t>Tài</w:t>
       </w:r>
@@ -15189,7 +15251,7 @@
         <mc:AlternateContent>
           <mc:Choice Requires="wps">
             <w:drawing>
-              <wp:anchor distT="0" distB="0" distL="0" distR="0" simplePos="0" relativeHeight="251644928" behindDoc="0" locked="0" layoutInCell="1" allowOverlap="1" wp14:anchorId="1457AC2C" wp14:editId="0274D8D9">
+              <wp:anchor distT="0" distB="0" distL="0" distR="0" simplePos="0" relativeHeight="251648000" behindDoc="0" locked="0" layoutInCell="1" allowOverlap="1" wp14:anchorId="1457AC2C" wp14:editId="0274D8D9">
                 <wp:simplePos x="0" y="0"/>
                 <wp:positionH relativeFrom="page">
                   <wp:posOffset>723900</wp:posOffset>
@@ -15260,7 +15322,7 @@
           </mc:Choice>
           <mc:Fallback>
             <w:pict>
-              <v:shape w14:anchorId="21839AE6" id="Graphic 123" o:spid="_x0000_s1026" style="position:absolute;margin-left:57pt;margin-top:-3.45pt;width:3.75pt;height:32.25pt;z-index:251644928;visibility:visible;mso-wrap-style:square;mso-wrap-distance-left:0;mso-wrap-distance-top:0;mso-wrap-distance-right:0;mso-wrap-distance-bottom:0;mso-position-horizontal:absolute;mso-position-horizontal-relative:page;mso-position-vertical:absolute;mso-position-vertical-relative:text;v-text-anchor:top" coordsize="47625,409575" o:gfxdata="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" path="m47623,409564l,409564,,,47623,r,409564xe" fillcolor="#1a73e7" stroked="f">
+              <v:shape w14:anchorId="1BEFDAB6" id="Graphic 123" o:spid="_x0000_s1026" style="position:absolute;margin-left:57pt;margin-top:-3.45pt;width:3.75pt;height:32.25pt;z-index:251648000;visibility:visible;mso-wrap-style:square;mso-wrap-distance-left:0;mso-wrap-distance-top:0;mso-wrap-distance-right:0;mso-wrap-distance-bottom:0;mso-position-horizontal:absolute;mso-position-horizontal-relative:page;mso-position-vertical:absolute;mso-position-vertical-relative:text;v-text-anchor:top" coordsize="47625,409575" o:gfxdata="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" path="m47623,409564l,409564,,,47623,r,409564xe" fillcolor="#1a73e7" stroked="f">
                 <v:path arrowok="t"/>
                 <w10:wrap anchorx="page"/>
               </v:shape>
@@ -15304,7 +15366,7 @@
         <mc:AlternateContent>
           <mc:Choice Requires="wpg">
             <w:drawing>
-              <wp:anchor distT="0" distB="0" distL="0" distR="0" simplePos="0" relativeHeight="251657216" behindDoc="1" locked="0" layoutInCell="1" allowOverlap="1" wp14:anchorId="57AFAD89" wp14:editId="09A13D29">
+              <wp:anchor distT="0" distB="0" distL="0" distR="0" simplePos="0" relativeHeight="251658240" behindDoc="1" locked="0" layoutInCell="1" allowOverlap="1" wp14:anchorId="57AFAD89" wp14:editId="09A13D29">
                 <wp:simplePos x="0" y="0"/>
                 <wp:positionH relativeFrom="page">
                   <wp:posOffset>723900</wp:posOffset>
@@ -16140,7 +16202,7 @@
           </mc:Choice>
           <mc:Fallback>
             <w:pict>
-              <v:group w14:anchorId="57AFAD89" id="Group 124" o:spid="_x0000_s1026" style="position:absolute;margin-left:57pt;margin-top:14.95pt;width:481.95pt;height:295.5pt;z-index:-251659264;mso-wrap-distance-left:0;mso-wrap-distance-right:0;mso-position-horizontal-relative:page" coordsize="61207,37528" o:gfxdata="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">
+              <v:group w14:anchorId="57AFAD89" id="Group 124" o:spid="_x0000_s1026" style="position:absolute;margin-left:57pt;margin-top:14.95pt;width:481.95pt;height:295.5pt;z-index:-251658240;mso-wrap-distance-left:0;mso-wrap-distance-right:0;mso-position-horizontal-relative:page" coordsize="61207,37528" o:gfxdata="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">
                 <v:shape id="Graphic 125" o:spid="_x0000_s1027" style="position:absolute;left:190;width:61017;height:37528;visibility:visible;mso-wrap-style:square;v-text-anchor:top" coordsize="6101715,3752850" o:gfxdata="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" path="m6061212,3752753r-6033673,l23489,3751801,2416,3721322,805,3715607,,3708940,,43813,805,37146,2416,31431,4027,24764,27539,,6061212,r15877,4762l6085566,10477r2563,1905l6090491,15239r2352,1905l6094958,20001r3705,5715l6100225,28574r987,2210l6101212,3721969r-10721,15545l6088129,3740371r-11040,7620l6061212,3752753xe" fillcolor="#2d2d2d" stroked="f">
                   <v:path arrowok="t"/>
                 </v:shape>
@@ -16783,7 +16845,7 @@
         <mc:AlternateContent>
           <mc:Choice Requires="wps">
             <w:drawing>
-              <wp:anchor distT="0" distB="0" distL="0" distR="0" simplePos="0" relativeHeight="251645952" behindDoc="0" locked="0" layoutInCell="1" allowOverlap="1" wp14:anchorId="09B416F4" wp14:editId="5CE145F0">
+              <wp:anchor distT="0" distB="0" distL="0" distR="0" simplePos="0" relativeHeight="251649024" behindDoc="0" locked="0" layoutInCell="1" allowOverlap="1" wp14:anchorId="09B416F4" wp14:editId="5CE145F0">
                 <wp:simplePos x="0" y="0"/>
                 <wp:positionH relativeFrom="page">
                   <wp:posOffset>723900</wp:posOffset>
@@ -16854,7 +16916,7 @@
           </mc:Choice>
           <mc:Fallback>
             <w:pict>
-              <v:shape w14:anchorId="175DE725" id="Graphic 128" o:spid="_x0000_s1026" style="position:absolute;margin-left:57pt;margin-top:.05pt;width:3.75pt;height:32.25pt;z-index:251645952;visibility:visible;mso-wrap-style:square;mso-wrap-distance-left:0;mso-wrap-distance-top:0;mso-wrap-distance-right:0;mso-wrap-distance-bottom:0;mso-position-horizontal:absolute;mso-position-horizontal-relative:page;mso-position-vertical:absolute;mso-position-vertical-relative:text;v-text-anchor:top" coordsize="47625,409575" o:gfxdata="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" path="m47623,409564l,409564,,,47623,r,409564xe" fillcolor="#1a73e7" stroked="f">
+              <v:shape w14:anchorId="75D230F4" id="Graphic 128" o:spid="_x0000_s1026" style="position:absolute;margin-left:57pt;margin-top:.05pt;width:3.75pt;height:32.25pt;z-index:251649024;visibility:visible;mso-wrap-style:square;mso-wrap-distance-left:0;mso-wrap-distance-top:0;mso-wrap-distance-right:0;mso-wrap-distance-bottom:0;mso-position-horizontal:absolute;mso-position-horizontal-relative:page;mso-position-vertical:absolute;mso-position-vertical-relative:text;v-text-anchor:top" coordsize="47625,409575" o:gfxdata="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" path="m47623,409564l,409564,,,47623,r,409564xe" fillcolor="#1a73e7" stroked="f">
                 <v:path arrowok="t"/>
                 <w10:wrap anchorx="page"/>
               </v:shape>
@@ -17077,7 +17139,7 @@
               <mc:AlternateContent>
                 <mc:Choice Requires="wpg">
                   <w:drawing>
-                    <wp:anchor distT="0" distB="0" distL="0" distR="0" simplePos="0" relativeHeight="251653120" behindDoc="1" locked="0" layoutInCell="1" allowOverlap="1" wp14:anchorId="4944E3F9" wp14:editId="72EAB4D9">
+                    <wp:anchor distT="0" distB="0" distL="0" distR="0" simplePos="0" relativeHeight="251654144" behindDoc="1" locked="0" layoutInCell="1" allowOverlap="1" wp14:anchorId="4944E3F9" wp14:editId="72EAB4D9">
                       <wp:simplePos x="0" y="0"/>
                       <wp:positionH relativeFrom="column">
                         <wp:posOffset>100009</wp:posOffset>
@@ -17259,7 +17321,7 @@
                 </mc:Choice>
                 <mc:Fallback>
                   <w:pict>
-                    <v:group w14:anchorId="332FF48F" id="Group 129" o:spid="_x0000_s1026" style="position:absolute;margin-left:7.85pt;margin-top:9pt;width:138pt;height:17.25pt;z-index:-251663360;mso-wrap-distance-left:0;mso-wrap-distance-right:0" coordsize="17526,2190" o:gfxdata="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">
+                    <v:group w14:anchorId="41A28075" id="Group 129" o:spid="_x0000_s1026" style="position:absolute;margin-left:7.85pt;margin-top:9pt;width:138pt;height:17.25pt;z-index:-251662336;mso-wrap-distance-left:0;mso-wrap-distance-right:0" coordsize="17526,2190" o:gfxdata="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">
                       <v:shape id="Graphic 130" o:spid="_x0000_s1027" style="position:absolute;width:17526;height:2190;visibility:visible;mso-wrap-style:square;v-text-anchor:top" coordsize="1752600,219075" o:gfxdata="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" path="m1719504,219069r-1686454,l28183,218116r-9334,-3809l14734,211449r-3571,-3810l7581,204782,4829,200019,962,190495,,185732r,-4762l,33336,962,28574,4829,19049,7581,14287r3582,-2858l14734,7619,18849,4762,28183,952,33050,,1719504,r4867,952l1733705,4762r4115,2857l1741392,11429r3571,2858l1747716,19049r3867,9525l1752555,33336r,152396l1751583,190495r-3867,9524l1744963,204782r-3571,2857l1737820,211449r-4115,2858l1724371,218116r-4867,953xe" fillcolor="#f5f5f5" stroked="f">
                         <v:path arrowok="t"/>
                       </v:shape>
@@ -17423,7 +17485,7 @@
               <mc:AlternateContent>
                 <mc:Choice Requires="wpg">
                   <w:drawing>
-                    <wp:anchor distT="0" distB="0" distL="0" distR="0" simplePos="0" relativeHeight="251650048" behindDoc="1" locked="0" layoutInCell="1" allowOverlap="1" wp14:anchorId="3128F087" wp14:editId="0AA04316">
+                    <wp:anchor distT="0" distB="0" distL="0" distR="0" simplePos="0" relativeHeight="251651072" behindDoc="1" locked="0" layoutInCell="1" allowOverlap="1" wp14:anchorId="3128F087" wp14:editId="0AA04316">
                       <wp:simplePos x="0" y="0"/>
                       <wp:positionH relativeFrom="column">
                         <wp:posOffset>-4762</wp:posOffset>
@@ -17651,7 +17713,7 @@
                 </mc:Choice>
                 <mc:Fallback>
                   <w:pict>
-                    <v:group w14:anchorId="13CA5135" id="Group 131" o:spid="_x0000_s1026" style="position:absolute;margin-left:-.35pt;margin-top:0;width:240pt;height:36pt;z-index:-251666432;mso-wrap-distance-left:0;mso-wrap-distance-right:0" coordsize="30480,4572" o:gfxdata="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">
+                    <v:group w14:anchorId="61BA2E34" id="Group 131" o:spid="_x0000_s1026" style="position:absolute;margin-left:-.35pt;margin-top:0;width:240pt;height:36pt;z-index:-251665408;mso-wrap-distance-left:0;mso-wrap-distance-right:0" coordsize="30480,4572" o:gfxdata="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">
                       <v:shape id="Graphic 132" o:spid="_x0000_s1027" style="position:absolute;width:30480;height:4572;visibility:visible;mso-wrap-style:square;v-text-anchor:top" coordsize="3048000,457200" o:gfxdata="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" path="m3047922,457188l,457188,,,3047922,r,457188xe" fillcolor="#f9f9f9" stroked="f">
                         <v:path arrowok="t"/>
                       </v:shape>
@@ -17785,7 +17847,7 @@
               <mc:AlternateContent>
                 <mc:Choice Requires="wpg">
                   <w:drawing>
-                    <wp:anchor distT="0" distB="0" distL="0" distR="0" simplePos="0" relativeHeight="251654144" behindDoc="1" locked="0" layoutInCell="1" allowOverlap="1" wp14:anchorId="413A66E1" wp14:editId="78898EF1">
+                    <wp:anchor distT="0" distB="0" distL="0" distR="0" simplePos="0" relativeHeight="251655168" behindDoc="1" locked="0" layoutInCell="1" allowOverlap="1" wp14:anchorId="413A66E1" wp14:editId="78898EF1">
                       <wp:simplePos x="0" y="0"/>
                       <wp:positionH relativeFrom="column">
                         <wp:posOffset>100009</wp:posOffset>
@@ -17967,7 +18029,7 @@
                 </mc:Choice>
                 <mc:Fallback>
                   <w:pict>
-                    <v:group w14:anchorId="5820E28A" id="Group 134" o:spid="_x0000_s1026" style="position:absolute;margin-left:7.85pt;margin-top:9.75pt;width:162pt;height:17.25pt;z-index:-251662336;mso-wrap-distance-left:0;mso-wrap-distance-right:0" coordsize="20574,2190" o:gfxdata="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">
+                    <v:group w14:anchorId="18BF7570" id="Group 134" o:spid="_x0000_s1026" style="position:absolute;margin-left:7.85pt;margin-top:9.75pt;width:162pt;height:17.25pt;z-index:-251661312;mso-wrap-distance-left:0;mso-wrap-distance-right:0" coordsize="20574,2190" o:gfxdata="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">
                       <v:shape id="Graphic 135" o:spid="_x0000_s1027" style="position:absolute;width:20574;height:2190;visibility:visible;mso-wrap-style:square;v-text-anchor:top" coordsize="2057400,219075" o:gfxdata="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" path="m2024296,219069r-1991246,l28183,218116r-9334,-3809l14734,211449r-3571,-3810l7581,204782,4829,200019,962,190495,,185732r,-4762l,33336,962,28574,4829,19049,7581,14287r3582,-2858l14734,7619,18849,4762,28183,952,33050,,2024296,r4867,952l2038497,4762r4115,2857l2046184,11429r3572,2858l2052508,19049r3867,9525l2057347,33336r,152396l2056375,190495r-3867,9524l2049756,204782r-3572,2857l2042612,211449r-4115,2858l2029163,218116r-4867,953xe" fillcolor="#f5f5f5" stroked="f">
                         <v:path arrowok="t"/>
                       </v:shape>
@@ -18149,7 +18211,7 @@
               <mc:AlternateContent>
                 <mc:Choice Requires="wpg">
                   <w:drawing>
-                    <wp:anchor distT="0" distB="0" distL="0" distR="0" simplePos="0" relativeHeight="251651072" behindDoc="1" locked="0" layoutInCell="1" allowOverlap="1" wp14:anchorId="503D9F26" wp14:editId="670F4859">
+                    <wp:anchor distT="0" distB="0" distL="0" distR="0" simplePos="0" relativeHeight="251652096" behindDoc="1" locked="0" layoutInCell="1" allowOverlap="1" wp14:anchorId="503D9F26" wp14:editId="670F4859">
                       <wp:simplePos x="0" y="0"/>
                       <wp:positionH relativeFrom="column">
                         <wp:posOffset>-4762</wp:posOffset>
@@ -18377,7 +18439,7 @@
                 </mc:Choice>
                 <mc:Fallback>
                   <w:pict>
-                    <v:group w14:anchorId="69C6E33F" id="Group 136" o:spid="_x0000_s1026" style="position:absolute;margin-left:-.35pt;margin-top:-.75pt;width:240pt;height:36.75pt;z-index:-251665408;mso-wrap-distance-left:0;mso-wrap-distance-right:0" coordsize="30480,4667" o:gfxdata="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">
+                    <v:group w14:anchorId="46E13D62" id="Group 136" o:spid="_x0000_s1026" style="position:absolute;margin-left:-.35pt;margin-top:-.75pt;width:240pt;height:36.75pt;z-index:-251664384;mso-wrap-distance-left:0;mso-wrap-distance-right:0" coordsize="30480,4667" o:gfxdata="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">
                       <v:shape id="Graphic 137" o:spid="_x0000_s1027" style="position:absolute;width:30480;height:4667;visibility:visible;mso-wrap-style:square;v-text-anchor:top" coordsize="3048000,466725" o:gfxdata="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" path="m3047922,466713l,466713,,,3047922,r,466713xe" fillcolor="#f9f9f9" stroked="f">
                         <v:path arrowok="t"/>
                       </v:shape>
@@ -18562,7 +18624,7 @@
               <mc:AlternateContent>
                 <mc:Choice Requires="wpg">
                   <w:drawing>
-                    <wp:anchor distT="0" distB="0" distL="0" distR="0" simplePos="0" relativeHeight="251655168" behindDoc="1" locked="0" layoutInCell="1" allowOverlap="1" wp14:anchorId="50576C7A" wp14:editId="44E95E9C">
+                    <wp:anchor distT="0" distB="0" distL="0" distR="0" simplePos="0" relativeHeight="251656192" behindDoc="1" locked="0" layoutInCell="1" allowOverlap="1" wp14:anchorId="50576C7A" wp14:editId="44E95E9C">
                       <wp:simplePos x="0" y="0"/>
                       <wp:positionH relativeFrom="column">
                         <wp:posOffset>100009</wp:posOffset>
@@ -18744,7 +18806,7 @@
                 </mc:Choice>
                 <mc:Fallback>
                   <w:pict>
-                    <v:group w14:anchorId="4F83D646" id="Group 139" o:spid="_x0000_s1026" style="position:absolute;margin-left:7.85pt;margin-top:9.75pt;width:132pt;height:17.25pt;z-index:-251661312;mso-wrap-distance-left:0;mso-wrap-distance-right:0" coordsize="16764,2190" o:gfxdata="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">
+                    <v:group w14:anchorId="59E8293A" id="Group 139" o:spid="_x0000_s1026" style="position:absolute;margin-left:7.85pt;margin-top:9.75pt;width:132pt;height:17.25pt;z-index:-251660288;mso-wrap-distance-left:0;mso-wrap-distance-right:0" coordsize="16764,2190" o:gfxdata="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">
                       <v:shape id="Graphic 140" o:spid="_x0000_s1027" style="position:absolute;width:16764;height:2190;visibility:visible;mso-wrap-style:square;v-text-anchor:top" coordsize="1676400,219075" o:gfxdata="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" path="m1643306,219069r-1610256,l28183,218116r-9334,-3809l14734,211449r-3571,-3810l7581,204782,4829,200019,962,190495,,185732r,-4762l,33336,962,28574,4829,19049,7581,14287r3582,-2858l14734,7619,18849,4762,28183,952,33050,,1643306,r4867,952l1657507,4762r4115,2857l1665194,11429r3571,2858l1671518,19049r3867,9525l1676357,33336r,152396l1675385,190495r-3867,9524l1668765,204782r-3571,2857l1661622,211449r-4115,2858l1648173,218116r-4867,953xe" fillcolor="#f5f5f5" stroked="f">
                         <v:path arrowok="t"/>
                       </v:shape>
@@ -18909,7 +18971,7 @@
               <mc:AlternateContent>
                 <mc:Choice Requires="wpg">
                   <w:drawing>
-                    <wp:anchor distT="0" distB="0" distL="0" distR="0" simplePos="0" relativeHeight="251652096" behindDoc="1" locked="0" layoutInCell="1" allowOverlap="1" wp14:anchorId="47DF5BCA" wp14:editId="5ED13B68">
+                    <wp:anchor distT="0" distB="0" distL="0" distR="0" simplePos="0" relativeHeight="251653120" behindDoc="1" locked="0" layoutInCell="1" allowOverlap="1" wp14:anchorId="47DF5BCA" wp14:editId="5ED13B68">
                       <wp:simplePos x="0" y="0"/>
                       <wp:positionH relativeFrom="column">
                         <wp:posOffset>-4762</wp:posOffset>
@@ -19137,7 +19199,7 @@
                 </mc:Choice>
                 <mc:Fallback>
                   <w:pict>
-                    <v:group w14:anchorId="2EF8850D" id="Group 145" o:spid="_x0000_s1026" style="position:absolute;margin-left:-.35pt;margin-top:0;width:240pt;height:36pt;z-index:-251664384;mso-wrap-distance-left:0;mso-wrap-distance-right:0" coordsize="30480,4572" o:gfxdata="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">
+                    <v:group w14:anchorId="6419CF1E" id="Group 145" o:spid="_x0000_s1026" style="position:absolute;margin-left:-.35pt;margin-top:0;width:240pt;height:36pt;z-index:-251663360;mso-wrap-distance-left:0;mso-wrap-distance-right:0" coordsize="30480,4572" o:gfxdata="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">
                       <v:shape id="Graphic 142" o:spid="_x0000_s1027" style="position:absolute;width:30480;height:4572;visibility:visible;mso-wrap-style:square;v-text-anchor:top" coordsize="3048000,457200" o:gfxdata="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" path="m3047922,457188l,457188,,,3047922,r,457188xe" fillcolor="#f9f9f9" stroked="f">
                         <v:path arrowok="t"/>
                       </v:shape>
@@ -19235,7 +19297,7 @@
           <w:sz w:val="20"/>
         </w:rPr>
         <w:drawing>
-          <wp:anchor distT="0" distB="0" distL="0" distR="0" simplePos="0" relativeHeight="251658240" behindDoc="1" locked="0" layoutInCell="1" allowOverlap="1" wp14:anchorId="1BE0FB9F" wp14:editId="2121B963">
+          <wp:anchor distT="0" distB="0" distL="0" distR="0" simplePos="0" relativeHeight="251659264" behindDoc="1" locked="0" layoutInCell="1" allowOverlap="1" wp14:anchorId="1BE0FB9F" wp14:editId="2121B963">
             <wp:simplePos x="0" y="0"/>
             <wp:positionH relativeFrom="page">
               <wp:posOffset>723900</wp:posOffset>
@@ -19312,7 +19374,7 @@
         <mc:AlternateContent>
           <mc:Choice Requires="wps">
             <w:drawing>
-              <wp:anchor distT="0" distB="0" distL="0" distR="0" simplePos="0" relativeHeight="251646976" behindDoc="0" locked="0" layoutInCell="1" allowOverlap="1" wp14:anchorId="25D1CE67" wp14:editId="7CE80B2C">
+              <wp:anchor distT="0" distB="0" distL="0" distR="0" simplePos="0" relativeHeight="251650048" behindDoc="0" locked="0" layoutInCell="1" allowOverlap="1" wp14:anchorId="25D1CE67" wp14:editId="7CE80B2C">
                 <wp:simplePos x="0" y="0"/>
                 <wp:positionH relativeFrom="page">
                   <wp:posOffset>723900</wp:posOffset>
@@ -19383,7 +19445,7 @@
           </mc:Choice>
           <mc:Fallback>
             <w:pict>
-              <v:shape w14:anchorId="4415ADD0" id="Graphic 145" o:spid="_x0000_s1026" style="position:absolute;margin-left:57pt;margin-top:.05pt;width:3.75pt;height:32.25pt;z-index:251646976;visibility:visible;mso-wrap-style:square;mso-wrap-distance-left:0;mso-wrap-distance-top:0;mso-wrap-distance-right:0;mso-wrap-distance-bottom:0;mso-position-horizontal:absolute;mso-position-horizontal-relative:page;mso-position-vertical:absolute;mso-position-vertical-relative:text;v-text-anchor:top" coordsize="47625,409575" o:gfxdata="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" path="m47623,409564l,409564,,,47623,r,409564xe" fillcolor="#1a73e7" stroked="f">
+              <v:shape w14:anchorId="1278052A" id="Graphic 145" o:spid="_x0000_s1026" style="position:absolute;margin-left:57pt;margin-top:.05pt;width:3.75pt;height:32.25pt;z-index:251650048;visibility:visible;mso-wrap-style:square;mso-wrap-distance-left:0;mso-wrap-distance-top:0;mso-wrap-distance-right:0;mso-wrap-distance-bottom:0;mso-position-horizontal:absolute;mso-position-horizontal-relative:page;mso-position-vertical:absolute;mso-position-vertical-relative:text;v-text-anchor:top" coordsize="47625,409575" o:gfxdata="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" path="m47623,409564l,409564,,,47623,r,409564xe" fillcolor="#1a73e7" stroked="f">
                 <v:path arrowok="t"/>
                 <w10:wrap anchorx="page"/>
               </v:shape>
@@ -19400,7 +19462,7 @@
         <mc:AlternateContent>
           <mc:Choice Requires="wpg">
             <w:drawing>
-              <wp:anchor distT="0" distB="0" distL="0" distR="0" simplePos="0" relativeHeight="251656192" behindDoc="1" locked="0" layoutInCell="1" allowOverlap="1" wp14:anchorId="6D019B4E" wp14:editId="71AFF725">
+              <wp:anchor distT="0" distB="0" distL="0" distR="0" simplePos="0" relativeHeight="251657216" behindDoc="1" locked="0" layoutInCell="1" allowOverlap="1" wp14:anchorId="6D019B4E" wp14:editId="71AFF725">
                 <wp:simplePos x="0" y="0"/>
                 <wp:positionH relativeFrom="page">
                   <wp:posOffset>723900</wp:posOffset>
@@ -19631,7 +19693,7 @@
           </mc:Choice>
           <mc:Fallback>
             <w:pict>
-              <v:group w14:anchorId="1DEB04DE" id="Group 149" o:spid="_x0000_s1026" style="position:absolute;margin-left:57pt;margin-top:42.8pt;width:481.95pt;height:561pt;z-index:-251660288;mso-wrap-distance-left:0;mso-wrap-distance-right:0;mso-position-horizontal-relative:page" coordsize="61207,71247" o:gfxdata="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">
+              <v:group w14:anchorId="25C23151" id="Group 149" o:spid="_x0000_s1026" style="position:absolute;margin-left:57pt;margin-top:42.8pt;width:481.95pt;height:561pt;z-index:-251659264;mso-wrap-distance-left:0;mso-wrap-distance-right:0;mso-position-horizontal-relative:page" coordsize="61207,71247" o:gfxdata="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">
                 <v:shape id="Graphic 147" o:spid="_x0000_s1027" style="position:absolute;left:190;width:61017;height:71247;visibility:visible;mso-wrap-style:square;v-text-anchor:top" coordsize="6101715,7124700" o:gfxdata="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" path="m6061212,7124517r-6033673,l23489,7123565,2416,7093086,805,7087371,,7080703,,43813,805,37146,2416,31431,4027,24764,27539,,6061212,r15877,4762l6085566,10477r2563,1905l6090491,15239r2352,1905l6094958,20001r3705,5715l6100225,28574r987,2210l6101212,7093733r-10721,15545l6088129,7112135r-11040,7620l6061212,7124517xe" fillcolor="#2d2d2d" stroked="f">
                   <v:path arrowok="t"/>
                 </v:shape>
@@ -23468,7 +23530,7 @@
           <w:sz w:val="20"/>
         </w:rPr>
         <w:drawing>
-          <wp:anchor distT="0" distB="0" distL="0" distR="0" simplePos="0" relativeHeight="251659264" behindDoc="1" locked="0" layoutInCell="1" allowOverlap="1" wp14:anchorId="06A9315E" wp14:editId="23D79E6B">
+          <wp:anchor distT="0" distB="0" distL="0" distR="0" simplePos="0" relativeHeight="251660288" behindDoc="1" locked="0" layoutInCell="1" allowOverlap="1" wp14:anchorId="06A9315E" wp14:editId="23D79E6B">
             <wp:simplePos x="0" y="0"/>
             <wp:positionH relativeFrom="page">
               <wp:posOffset>723900</wp:posOffset>
@@ -23544,7 +23606,7 @@
         <mc:AlternateContent>
           <mc:Choice Requires="wps">
             <w:drawing>
-              <wp:anchor distT="0" distB="0" distL="0" distR="0" simplePos="0" relativeHeight="251668480" behindDoc="0" locked="0" layoutInCell="1" allowOverlap="1" wp14:anchorId="21E53C59" wp14:editId="7248F520">
+              <wp:anchor distT="0" distB="0" distL="0" distR="0" simplePos="0" relativeHeight="251661312" behindDoc="0" locked="0" layoutInCell="1" allowOverlap="1" wp14:anchorId="21E53C59" wp14:editId="7248F520">
                 <wp:simplePos x="0" y="0"/>
                 <wp:positionH relativeFrom="page">
                   <wp:posOffset>723900</wp:posOffset>
@@ -23615,7 +23677,7 @@
           </mc:Choice>
           <mc:Fallback>
             <w:pict>
-              <v:shape w14:anchorId="7F31EED5" id="Graphic 150" o:spid="_x0000_s1026" style="position:absolute;margin-left:57pt;margin-top:.05pt;width:3.75pt;height:32.25pt;z-index:251668480;visibility:visible;mso-wrap-style:square;mso-wrap-distance-left:0;mso-wrap-distance-top:0;mso-wrap-distance-right:0;mso-wrap-distance-bottom:0;mso-position-horizontal:absolute;mso-position-horizontal-relative:page;mso-position-vertical:absolute;mso-position-vertical-relative:text;v-text-anchor:top" coordsize="47625,409575" o:gfxdata="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" path="m47623,409564l,409564,,,47623,r,409564xe" fillcolor="#1a73e7" stroked="f">
+              <v:shape w14:anchorId="6F7857DA" id="Graphic 150" o:spid="_x0000_s1026" style="position:absolute;margin-left:57pt;margin-top:.05pt;width:3.75pt;height:32.25pt;z-index:251661312;visibility:visible;mso-wrap-style:square;mso-wrap-distance-left:0;mso-wrap-distance-top:0;mso-wrap-distance-right:0;mso-wrap-distance-bottom:0;mso-position-horizontal:absolute;mso-position-horizontal-relative:page;mso-position-vertical:absolute;mso-position-vertical-relative:text;v-text-anchor:top" coordsize="47625,409575" o:gfxdata="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" path="m47623,409564l,409564,,,47623,r,409564xe" fillcolor="#1a73e7" stroked="f">
                 <v:path arrowok="t"/>
                 <w10:wrap anchorx="page"/>
               </v:shape>
@@ -23660,7 +23722,7 @@
         <mc:AlternateContent>
           <mc:Choice Requires="wpg">
             <w:drawing>
-              <wp:anchor distT="0" distB="0" distL="0" distR="0" simplePos="0" relativeHeight="251669504" behindDoc="1" locked="0" layoutInCell="1" allowOverlap="1" wp14:anchorId="73F0C1CF" wp14:editId="764825B2">
+              <wp:anchor distT="0" distB="0" distL="0" distR="0" simplePos="0" relativeHeight="251662336" behindDoc="1" locked="0" layoutInCell="1" allowOverlap="1" wp14:anchorId="73F0C1CF" wp14:editId="764825B2">
                 <wp:simplePos x="0" y="0"/>
                 <wp:positionH relativeFrom="page">
                   <wp:posOffset>723900</wp:posOffset>
@@ -24487,7 +24549,7 @@
           </mc:Choice>
           <mc:Fallback>
             <w:pict>
-              <v:group w14:anchorId="73F0C1CF" id="Group 161" o:spid="_x0000_s1030" style="position:absolute;margin-left:57pt;margin-top:15pt;width:481.95pt;height:379.5pt;z-index:-251646976;mso-wrap-distance-left:0;mso-wrap-distance-right:0;mso-position-horizontal-relative:page" coordsize="61207,48196" o:gfxdata="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">
+              <v:group w14:anchorId="73F0C1CF" id="Group 161" o:spid="_x0000_s1030" style="position:absolute;margin-left:57pt;margin-top:15pt;width:481.95pt;height:379.5pt;z-index:-251654144;mso-wrap-distance-left:0;mso-wrap-distance-right:0;mso-position-horizontal-relative:page" coordsize="61207,48196" o:gfxdata="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">
                 <v:shape id="Graphic 152" o:spid="_x0000_s1031" style="position:absolute;left:190;width:61017;height:48196;visibility:visible;mso-wrap-style:square;v-text-anchor:top" coordsize="6101715,4819650" o:gfxdata="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" path="m6061212,4819526r-6033673,l23489,4818574,2416,4788095,805,4782380,,4775712,,43813,805,37146,2416,31431,4027,24764,27539,,6061212,r15877,4762l6085566,10477r2563,1905l6090491,15239r2352,1905l6094958,20001r3705,5715l6100225,28574r987,2210l6101212,4788742r-10721,15545l6088129,4807144r-11040,7620l6061212,4819526xe" fillcolor="#2d2d2d" stroked="f">
                   <v:path arrowok="t"/>
                 </v:shape>
@@ -25090,7 +25152,7 @@
           <w:sz w:val="20"/>
         </w:rPr>
         <w:drawing>
-          <wp:anchor distT="0" distB="0" distL="0" distR="0" simplePos="0" relativeHeight="251670528" behindDoc="1" locked="0" layoutInCell="1" allowOverlap="1" wp14:anchorId="48DB1579" wp14:editId="17D3ADE2">
+          <wp:anchor distT="0" distB="0" distL="0" distR="0" simplePos="0" relativeHeight="251663360" behindDoc="1" locked="0" layoutInCell="1" allowOverlap="1" wp14:anchorId="48DB1579" wp14:editId="17D3ADE2">
             <wp:simplePos x="0" y="0"/>
             <wp:positionH relativeFrom="page">
               <wp:posOffset>723900</wp:posOffset>
@@ -25153,7 +25215,7 @@
         <mc:AlternateContent>
           <mc:Choice Requires="wps">
             <w:drawing>
-              <wp:anchor distT="0" distB="0" distL="0" distR="0" simplePos="0" relativeHeight="251671552" behindDoc="0" locked="0" layoutInCell="1" allowOverlap="1" wp14:anchorId="2EC2724C" wp14:editId="74A7941D">
+              <wp:anchor distT="0" distB="0" distL="0" distR="0" simplePos="0" relativeHeight="251664384" behindDoc="0" locked="0" layoutInCell="1" allowOverlap="1" wp14:anchorId="2EC2724C" wp14:editId="74A7941D">
                 <wp:simplePos x="0" y="0"/>
                 <wp:positionH relativeFrom="page">
                   <wp:posOffset>723900</wp:posOffset>
@@ -25224,7 +25286,7 @@
           </mc:Choice>
           <mc:Fallback>
             <w:pict>
-              <v:shape w14:anchorId="33DB1F37" id="Graphic 150" o:spid="_x0000_s1026" style="position:absolute;margin-left:57pt;margin-top:.05pt;width:3.75pt;height:32.25pt;z-index:251671552;visibility:visible;mso-wrap-style:square;mso-wrap-distance-left:0;mso-wrap-distance-top:0;mso-wrap-distance-right:0;mso-wrap-distance-bottom:0;mso-position-horizontal:absolute;mso-position-horizontal-relative:page;mso-position-vertical:absolute;mso-position-vertical-relative:text;v-text-anchor:top" coordsize="47625,409575" o:gfxdata="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" path="m47623,409564l,409564,,,47623,r,409564xe" fillcolor="#1a73e7" stroked="f">
+              <v:shape w14:anchorId="5F847EE3" id="Graphic 150" o:spid="_x0000_s1026" style="position:absolute;margin-left:57pt;margin-top:.05pt;width:3.75pt;height:32.25pt;z-index:251664384;visibility:visible;mso-wrap-style:square;mso-wrap-distance-left:0;mso-wrap-distance-top:0;mso-wrap-distance-right:0;mso-wrap-distance-bottom:0;mso-position-horizontal:absolute;mso-position-horizontal-relative:page;mso-position-vertical:absolute;mso-position-vertical-relative:text;v-text-anchor:top" coordsize="47625,409575" o:gfxdata="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" path="m47623,409564l,409564,,,47623,r,409564xe" fillcolor="#1a73e7" stroked="f">
                 <v:path arrowok="t"/>
                 <w10:wrap anchorx="page"/>
               </v:shape>
@@ -25270,7 +25332,7 @@
         <mc:AlternateContent>
           <mc:Choice Requires="wpg">
             <w:drawing>
-              <wp:anchor distT="0" distB="0" distL="0" distR="0" simplePos="0" relativeHeight="251672576" behindDoc="1" locked="0" layoutInCell="1" allowOverlap="1" wp14:anchorId="5BEA19D0" wp14:editId="3EED3560">
+              <wp:anchor distT="0" distB="0" distL="0" distR="0" simplePos="0" relativeHeight="251665408" behindDoc="1" locked="0" layoutInCell="1" allowOverlap="1" wp14:anchorId="5BEA19D0" wp14:editId="3EED3560">
                 <wp:simplePos x="0" y="0"/>
                 <wp:positionH relativeFrom="page">
                   <wp:posOffset>723900</wp:posOffset>
@@ -26097,7 +26159,7 @@
           </mc:Choice>
           <mc:Fallback>
             <w:pict>
-              <v:group w14:anchorId="5BEA19D0" id="Group 167" o:spid="_x0000_s1034" style="position:absolute;margin-left:57pt;margin-top:15pt;width:481.95pt;height:379.5pt;z-index:-251643904;mso-wrap-distance-left:0;mso-wrap-distance-right:0;mso-position-horizontal-relative:page" coordsize="61207,48198" o:gfxdata="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">
+              <v:group w14:anchorId="5BEA19D0" id="Group 167" o:spid="_x0000_s1034" style="position:absolute;margin-left:57pt;margin-top:15pt;width:481.95pt;height:379.5pt;z-index:-251651072;mso-wrap-distance-left:0;mso-wrap-distance-right:0;mso-position-horizontal-relative:page" coordsize="61207,48198" o:gfxdata="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">
                 <v:shape id="Graphic 152" o:spid="_x0000_s1035" style="position:absolute;left:190;width:61017;height:48196;visibility:visible;mso-wrap-style:square;v-text-anchor:top" coordsize="6101715,4819650" o:gfxdata="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" path="m6061212,4819526r-6033673,l23489,4818574,2416,4788095,805,4782380,,4775712,,43813,805,37146,2416,31431,4027,24764,27539,,6061212,r15877,4762l6085566,10477r2563,1905l6090491,15239r2352,1905l6094958,20001r3705,5715l6100225,28574r987,2210l6101212,4788742r-10721,15545l6088129,4807144r-11040,7620l6061212,4819526xe" fillcolor="#2d2d2d" stroked="f">
                   <v:path arrowok="t"/>
                 </v:shape>
@@ -26679,6 +26741,53 @@
       </w:r>
     </w:p>
     <w:p/>
+    <w:p>
+      <w:pPr>
+        <w:pStyle w:val="Heading1"/>
+        <w:numPr>
+          <w:ilvl w:val="0"/>
+          <w:numId w:val="7"/>
+        </w:numPr>
+        <w:rPr>
+          <w:lang w:val="en-US"/>
+        </w:rPr>
+      </w:pPr>
+      <w:bookmarkStart w:id="17" w:name="_Source_Code"/>
+      <w:bookmarkEnd w:id="17"/>
+      <w:r>
+        <w:rPr>
+          <w:lang w:val="en-US"/>
+        </w:rPr>
+        <w:t>Source Code</w:t>
+      </w:r>
+    </w:p>
+    <w:p>
+      <w:pPr>
+        <w:pStyle w:val="ListParagraph"/>
+        <w:ind w:left="487" w:firstLine="0"/>
+        <w:rPr>
+          <w:lang w:val="en-US"/>
+        </w:rPr>
+      </w:pPr>
+      <w:hyperlink r:id="rId33" w:history="1">
+        <w:r>
+          <w:rPr>
+            <w:rStyle w:val="Hyperlink"/>
+            <w:lang w:val="en-US"/>
+          </w:rPr>
+          <w:t>https://github.com/dinhsst/ai-powered-career-guidance-system</w:t>
+        </w:r>
+      </w:hyperlink>
+    </w:p>
+    <w:p>
+      <w:pPr>
+        <w:pStyle w:val="ListParagraph"/>
+        <w:ind w:left="487" w:firstLine="0"/>
+        <w:rPr>
+          <w:lang w:val="en-US"/>
+        </w:rPr>
+      </w:pPr>
+    </w:p>
     <w:sectPr>
       <w:type w:val="continuous"/>
       <w:pgSz w:w="11910" w:h="16840"/>
@@ -26726,7 +26835,7 @@
       <mc:AlternateContent>
         <mc:Choice Requires="wps">
           <w:drawing>
-            <wp:anchor distT="0" distB="0" distL="0" distR="0" simplePos="0" relativeHeight="251658240" behindDoc="1" locked="0" layoutInCell="1" allowOverlap="1" wp14:anchorId="2F3967FB" wp14:editId="4856D283">
+            <wp:anchor distT="0" distB="0" distL="0" distR="0" simplePos="0" relativeHeight="251656192" behindDoc="1" locked="0" layoutInCell="1" allowOverlap="1" wp14:anchorId="2F3967FB" wp14:editId="4856D283">
               <wp:simplePos x="0" y="0"/>
               <wp:positionH relativeFrom="page">
                 <wp:posOffset>826618</wp:posOffset>
@@ -26793,7 +26902,7 @@
               <v:stroke joinstyle="miter"/>
               <v:path gradientshapeok="t" o:connecttype="rect"/>
             </v:shapetype>
-            <v:shape id="Textbox 8" o:spid="_x0000_s1039" type="#_x0000_t202" style="position:absolute;margin-left:65.1pt;margin-top:799.5pt;width:218.9pt;height:14.1pt;z-index:-251658240;visibility:visible;mso-wrap-style:square;mso-width-percent:0;mso-wrap-distance-left:0;mso-wrap-distance-top:0;mso-wrap-distance-right:0;mso-wrap-distance-bottom:0;mso-position-horizontal:absolute;mso-position-horizontal-relative:page;mso-position-vertical:absolute;mso-position-vertical-relative:page;mso-width-percent:0;mso-width-relative:margin;v-text-anchor:top" o:gfxdata="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" filled="f" stroked="f">
+            <v:shape id="Textbox 8" o:spid="_x0000_s1039" type="#_x0000_t202" style="position:absolute;margin-left:65.1pt;margin-top:799.5pt;width:218.9pt;height:14.1pt;z-index:-251660288;visibility:visible;mso-wrap-style:square;mso-width-percent:0;mso-wrap-distance-left:0;mso-wrap-distance-top:0;mso-wrap-distance-right:0;mso-wrap-distance-bottom:0;mso-position-horizontal:absolute;mso-position-horizontal-relative:page;mso-position-vertical:absolute;mso-position-vertical-relative:page;mso-width-percent:0;mso-width-relative:margin;v-text-anchor:top" o:gfxdata="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" filled="f" stroked="f">
               <v:textbox inset="0,0,0,0">
                 <w:txbxContent>
                   <w:p>
@@ -26827,7 +26936,7 @@
       <mc:AlternateContent>
         <mc:Choice Requires="wps">
           <w:drawing>
-            <wp:anchor distT="0" distB="0" distL="0" distR="0" simplePos="0" relativeHeight="251656192" behindDoc="1" locked="0" layoutInCell="1" allowOverlap="1" wp14:anchorId="45D6CC9F" wp14:editId="5C74D237">
+            <wp:anchor distT="0" distB="0" distL="0" distR="0" simplePos="0" relativeHeight="251654144" behindDoc="1" locked="0" layoutInCell="1" allowOverlap="1" wp14:anchorId="45D6CC9F" wp14:editId="5C74D237">
               <wp:simplePos x="0" y="0"/>
               <wp:positionH relativeFrom="page">
                 <wp:posOffset>845997</wp:posOffset>
@@ -26891,7 +27000,7 @@
         </mc:Choice>
         <mc:Fallback>
           <w:pict>
-            <v:shape w14:anchorId="447962F9" id="Graphic 7" o:spid="_x0000_s1026" style="position:absolute;margin-left:66.6pt;margin-top:795.95pt;width:466.3pt;height:.1pt;z-index:-251660288;visibility:visible;mso-wrap-style:square;mso-wrap-distance-left:0;mso-wrap-distance-top:0;mso-wrap-distance-right:0;mso-wrap-distance-bottom:0;mso-position-horizontal:absolute;mso-position-horizontal-relative:page;mso-position-vertical:absolute;mso-position-vertical-relative:page;v-text-anchor:top" coordsize="5922010,1270" o:gfxdata="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" path="m,l5921997,e" filled="f" strokeweight=".14056mm">
+            <v:shape w14:anchorId="1C51E83D" id="Graphic 7" o:spid="_x0000_s1026" style="position:absolute;margin-left:66.6pt;margin-top:795.95pt;width:466.3pt;height:.1pt;z-index:-251662336;visibility:visible;mso-wrap-style:square;mso-wrap-distance-left:0;mso-wrap-distance-top:0;mso-wrap-distance-right:0;mso-wrap-distance-bottom:0;mso-position-horizontal:absolute;mso-position-horizontal-relative:page;mso-position-vertical:absolute;mso-position-vertical-relative:page;v-text-anchor:top" coordsize="5922010,1270" o:gfxdata="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" path="m,l5921997,e" filled="f" strokeweight=".14056mm">
               <v:path arrowok="t"/>
               <w10:wrap anchorx="page" anchory="page"/>
             </v:shape>
@@ -26907,7 +27016,7 @@
       <mc:AlternateContent>
         <mc:Choice Requires="wps">
           <w:drawing>
-            <wp:anchor distT="0" distB="0" distL="0" distR="0" simplePos="0" relativeHeight="487318528" behindDoc="1" locked="0" layoutInCell="1" allowOverlap="1" wp14:anchorId="08B17BC0" wp14:editId="1BE51A37">
+            <wp:anchor distT="0" distB="0" distL="0" distR="0" simplePos="0" relativeHeight="251662336" behindDoc="1" locked="0" layoutInCell="1" allowOverlap="1" wp14:anchorId="08B17BC0" wp14:editId="1BE51A37">
               <wp:simplePos x="0" y="0"/>
               <wp:positionH relativeFrom="page">
                 <wp:posOffset>6660629</wp:posOffset>
@@ -26988,7 +27097,7 @@
         </mc:Choice>
         <mc:Fallback>
           <w:pict>
-            <v:shape w14:anchorId="08B17BC0" id="Textbox 9" o:spid="_x0000_s1040" type="#_x0000_t202" style="position:absolute;margin-left:524.45pt;margin-top:799.25pt;width:12.5pt;height:14.1pt;z-index:-15997952;visibility:visible;mso-wrap-style:square;mso-wrap-distance-left:0;mso-wrap-distance-top:0;mso-wrap-distance-right:0;mso-wrap-distance-bottom:0;mso-position-horizontal:absolute;mso-position-horizontal-relative:page;mso-position-vertical:absolute;mso-position-vertical-relative:page;v-text-anchor:top" o:gfxdata="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" filled="f" stroked="f">
+            <v:shape w14:anchorId="08B17BC0" id="Textbox 9" o:spid="_x0000_s1040" type="#_x0000_t202" style="position:absolute;margin-left:524.45pt;margin-top:799.25pt;width:12.5pt;height:14.1pt;z-index:-251654144;visibility:visible;mso-wrap-style:square;mso-wrap-distance-left:0;mso-wrap-distance-top:0;mso-wrap-distance-right:0;mso-wrap-distance-bottom:0;mso-position-horizontal:absolute;mso-position-horizontal-relative:page;mso-position-vertical:absolute;mso-position-vertical-relative:page;v-text-anchor:top" o:gfxdata="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" filled="f" stroked="f">
               <v:textbox inset="0,0,0,0">
                 <w:txbxContent>
                   <w:p>
@@ -27076,7 +27185,7 @@
       <mc:AlternateContent>
         <mc:Choice Requires="wps">
           <w:drawing>
-            <wp:anchor distT="0" distB="0" distL="0" distR="0" simplePos="0" relativeHeight="487316480" behindDoc="1" locked="0" layoutInCell="1" allowOverlap="1" wp14:anchorId="17A67A4B" wp14:editId="68AE5CDF">
+            <wp:anchor distT="0" distB="0" distL="0" distR="0" simplePos="0" relativeHeight="251658240" behindDoc="1" locked="0" layoutInCell="1" allowOverlap="1" wp14:anchorId="17A67A4B" wp14:editId="68AE5CDF">
               <wp:simplePos x="0" y="0"/>
               <wp:positionH relativeFrom="page">
                 <wp:posOffset>845997</wp:posOffset>
@@ -27140,7 +27249,7 @@
         </mc:Choice>
         <mc:Fallback>
           <w:pict>
-            <v:shape w14:anchorId="2CE3F541" id="Graphic 5" o:spid="_x0000_s1026" style="position:absolute;margin-left:66.6pt;margin-top:41.05pt;width:466.3pt;height:.1pt;z-index:-16000000;visibility:visible;mso-wrap-style:square;mso-wrap-distance-left:0;mso-wrap-distance-top:0;mso-wrap-distance-right:0;mso-wrap-distance-bottom:0;mso-position-horizontal:absolute;mso-position-horizontal-relative:page;mso-position-vertical:absolute;mso-position-vertical-relative:page;v-text-anchor:top" coordsize="5922010,1270" o:gfxdata="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" path="m,l5921997,e" filled="f" strokeweight=".14056mm">
+            <v:shape w14:anchorId="7D34D037" id="Graphic 5" o:spid="_x0000_s1026" style="position:absolute;margin-left:66.6pt;margin-top:41.05pt;width:466.3pt;height:.1pt;z-index:-251658240;visibility:visible;mso-wrap-style:square;mso-wrap-distance-left:0;mso-wrap-distance-top:0;mso-wrap-distance-right:0;mso-wrap-distance-bottom:0;mso-position-horizontal:absolute;mso-position-horizontal-relative:page;mso-position-vertical:absolute;mso-position-vertical-relative:page;v-text-anchor:top" coordsize="5922010,1270" o:gfxdata="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" path="m,l5921997,e" filled="f" strokeweight=".14056mm">
               <v:path arrowok="t"/>
               <w10:wrap anchorx="page" anchory="page"/>
             </v:shape>
@@ -27156,7 +27265,7 @@
       <mc:AlternateContent>
         <mc:Choice Requires="wps">
           <w:drawing>
-            <wp:anchor distT="0" distB="0" distL="0" distR="0" simplePos="0" relativeHeight="487316992" behindDoc="1" locked="0" layoutInCell="1" allowOverlap="1" wp14:anchorId="042DB7C0" wp14:editId="68EEE0F8">
+            <wp:anchor distT="0" distB="0" distL="0" distR="0" simplePos="0" relativeHeight="251660288" behindDoc="1" locked="0" layoutInCell="1" allowOverlap="1" wp14:anchorId="042DB7C0" wp14:editId="68EEE0F8">
               <wp:simplePos x="0" y="0"/>
               <wp:positionH relativeFrom="page">
                 <wp:posOffset>833297</wp:posOffset>
@@ -27226,7 +27335,7 @@
               <v:stroke joinstyle="miter"/>
               <v:path gradientshapeok="t" o:connecttype="rect"/>
             </v:shapetype>
-            <v:shape id="Textbox 6" o:spid="_x0000_s1038" type="#_x0000_t202" style="position:absolute;margin-left:65.6pt;margin-top:26.1pt;width:170.85pt;height:14.1pt;z-index:-15999488;visibility:visible;mso-wrap-style:square;mso-wrap-distance-left:0;mso-wrap-distance-top:0;mso-wrap-distance-right:0;mso-wrap-distance-bottom:0;mso-position-horizontal:absolute;mso-position-horizontal-relative:page;mso-position-vertical:absolute;mso-position-vertical-relative:page;v-text-anchor:top" o:gfxdata="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" filled="f" stroked="f">
+            <v:shape id="Textbox 6" o:spid="_x0000_s1038" type="#_x0000_t202" style="position:absolute;margin-left:65.6pt;margin-top:26.1pt;width:170.85pt;height:14.1pt;z-index:-251656192;visibility:visible;mso-wrap-style:square;mso-wrap-distance-left:0;mso-wrap-distance-top:0;mso-wrap-distance-right:0;mso-wrap-distance-bottom:0;mso-position-horizontal:absolute;mso-position-horizontal-relative:page;mso-position-vertical:absolute;mso-position-vertical-relative:page;v-text-anchor:top" o:gfxdata="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" filled="f" stroked="f">
               <v:textbox inset="0,0,0,0">
                 <w:txbxContent>
                   <w:p>
@@ -27285,21 +27394,21 @@
         <v:path o:extrusionok="f" gradientshapeok="t" o:connecttype="rect"/>
         <o:lock v:ext="edit" aspectratio="t"/>
       </v:shapetype>
-      <v:shape id="_x0000_i1050" type="#_x0000_t75" style="width:7.5pt;height:7.5pt" o:bullet="t">
+      <v:shape id="_x0000_i1044" type="#_x0000_t75" style="width:7.5pt;height:7.5pt" o:bullet="t">
         <v:imagedata r:id="rId1" o:title="image3"/>
       </v:shape>
     </w:pict>
   </w:numPicBullet>
   <w:numPicBullet w:numPicBulletId="1">
     <w:pict>
-      <v:shape id="_x0000_i1051" type="#_x0000_t75" style="width:9.1pt;height:9.1pt" o:bullet="t">
+      <v:shape id="_x0000_i1045" type="#_x0000_t75" style="width:9.1pt;height:9.1pt" o:bullet="t">
         <v:imagedata r:id="rId2" o:title="image4"/>
       </v:shape>
     </w:pict>
   </w:numPicBullet>
   <w:numPicBullet w:numPicBulletId="2">
     <w:pict>
-      <v:shape id="_x0000_i1052" type="#_x0000_t75" style="width:7.5pt;height:7.5pt" o:bullet="t">
+      <v:shape id="_x0000_i1046" type="#_x0000_t75" style="width:7.5pt;height:7.5pt" o:bullet="t">
         <v:imagedata r:id="rId3" o:title="image5"/>
       </v:shape>
     </w:pict>
@@ -29728,6 +29837,18 @@
       <w:lang w:val="en-US"/>
     </w:rPr>
   </w:style>
+  <w:style w:type="character" w:styleId="FollowedHyperlink">
+    <w:name w:val="FollowedHyperlink"/>
+    <w:basedOn w:val="DefaultParagraphFont"/>
+    <w:uiPriority w:val="99"/>
+    <w:semiHidden/>
+    <w:unhideWhenUsed/>
+    <w:rsid w:val="006A7339"/>
+    <w:rPr>
+      <w:color w:val="800080" w:themeColor="followedHyperlink"/>
+      <w:u w:val="single"/>
+    </w:rPr>
+  </w:style>
 </w:styles>
 </file>
 
